--- a/setup mad minds (v0.6.0).docx
+++ b/setup mad minds (v0.6.0).docx
@@ -479,6 +479,20 @@
           <w:szCs w:val="18"/>
         </w:rPr>
         <w:t>- Load the account-conventions skill at the start of any marketing task. It's the foundational skill with brand portfolio, KPI definitions, Drive map, routing rule, and spend-gate rules.</w:t>
+      </w:r>
+    </w:p>
+    <w:p>
+      <w:pPr>
+        <w:shd w:val="clear" w:color="auto" w:fill="F5F5F5"/>
+        <w:ind w:left="720"/>
+      </w:pPr>
+      <w:r>
+        <w:rPr>
+          <w:rFonts w:ascii="Consolas" w:eastAsia="Consolas" w:hAnsi="Consolas" w:cs="Consolas"/>
+          <w:sz w:val="18"/>
+          <w:szCs w:val="18"/>
+        </w:rPr>
+        <w:t>- Skill-first routing: At the start of every task — before pulling data or building anything — scan the available skills list for any skill whose description matches the request. This explicitly includes the claude-ads skills (ads-math, ads-google, ads-meta, ads-budget, ads-audit, ads-creative, ads-landing, etc.) and the onlineminds-marketing skills. If one or more are relevant, use them (chain them when several apply) instead of doing the work by hand. If you deliberately skip a clearly-relevant skill, state which one and why in one line. It's the foundational skill with brand portfolio, KPI definitions, Drive map, routing rule, and spend-gate rules.</w:t>
       </w:r>
     </w:p>
     <w:p>
